--- a/downloads/teacher/05 Materials/Unit 05/Handouts/Handout 05.04 - Stain Station Record.docx
+++ b/downloads/teacher/05 Materials/Unit 05/Handouts/Handout 05.04 - Stain Station Record.docx
@@ -1282,34 +1282,58 @@
         </w:rPr>
         <w:t xml:space="preserve">Setup reminders for the teacher.</w:t>
       </w:r>
-      <w:r>
-        <w:t xml:space="preserve"> </w:t>
-      </w:r>
-      <w:r>
-        <w:t xml:space="preserve">- Make the stains the day before. This is the one setup step the lesson depends on.</w:t>
-      </w:r>
-      <w:r>
-        <w:t xml:space="preserve"> </w:t>
-      </w:r>
-      <w:r>
-        <w:t xml:space="preserve">- One cup of rubbing alcohol per station, on a tray, counted out and counted back in at the end, the same way needles get counted starting in Lesson 5.5.</w:t>
-      </w:r>
-      <w:r>
-        <w:t xml:space="preserve"> </w:t>
-      </w:r>
-      <w:r>
-        <w:t xml:space="preserve">- Pull the Safety Data Sheets for the rubbing alcohol and the white vinegar and know where they are before a student asks.</w:t>
-      </w:r>
-      <w:r>
-        <w:t xml:space="preserve"> </w:t>
-      </w:r>
-      <w:r>
-        <w:t xml:space="preserve">- Score the record complete, partial, or missing: complete means nine ratings filled, a winner picked for each stain, and the cost line finished.</w:t>
-      </w:r>
-    </w:p>
-    <w:p>
-      <w:pPr>
-        <w:pStyle w:val="BodyText"/>
+    </w:p>
+    <w:p>
+      <w:pPr>
+        <w:numPr>
+          <w:ilvl w:val="0"/>
+          <w:numId w:val="1002"/>
+        </w:numPr>
+        <w:pStyle w:val="Compact"/>
+      </w:pPr>
+      <w:r>
+        <w:t xml:space="preserve">Make the stains the day before. This is the one setup step the lesson depends on.</w:t>
+      </w:r>
+    </w:p>
+    <w:p>
+      <w:pPr>
+        <w:numPr>
+          <w:ilvl w:val="0"/>
+          <w:numId w:val="1002"/>
+        </w:numPr>
+        <w:pStyle w:val="Compact"/>
+      </w:pPr>
+      <w:r>
+        <w:t xml:space="preserve">One cup of rubbing alcohol per station, on a tray, counted out and counted back in at the end, the same way needles get counted starting in Lesson 5.5.</w:t>
+      </w:r>
+    </w:p>
+    <w:p>
+      <w:pPr>
+        <w:numPr>
+          <w:ilvl w:val="0"/>
+          <w:numId w:val="1002"/>
+        </w:numPr>
+        <w:pStyle w:val="Compact"/>
+      </w:pPr>
+      <w:r>
+        <w:t xml:space="preserve">Pull the Safety Data Sheets for the rubbing alcohol and the white vinegar and know where they are before a student asks.</w:t>
+      </w:r>
+    </w:p>
+    <w:p>
+      <w:pPr>
+        <w:numPr>
+          <w:ilvl w:val="0"/>
+          <w:numId w:val="1002"/>
+        </w:numPr>
+        <w:pStyle w:val="Compact"/>
+      </w:pPr>
+      <w:r>
+        <w:t xml:space="preserve">Score the record complete, partial, or missing: complete means nine ratings filled, a winner picked for each stain, and the cost line finished.</w:t>
+      </w:r>
+    </w:p>
+    <w:p>
+      <w:pPr>
+        <w:pStyle w:val="FirstParagraph"/>
       </w:pPr>
       <w:r>
         <w:rPr>
@@ -1630,6 +1654,109 @@
       </w:pPr>
     </w:lvl>
   </w:abstractNum>
+  <w:abstractNum w:abstractNumId="991">
+    <w:nsid w:val="71315dca"/>
+    <w:multiLevelType w:val="multilevel"/>
+    <w:lvl w:ilvl="0">
+      <w:numFmt w:val="bullet"/>
+      <w:lvlText w:val="•"/>
+      <w:lvlJc w:val="left"/>
+      <w:pPr>
+        <w:tabs>
+          <w:tab w:val="num" w:pos="0"/>
+        </w:tabs>
+        <w:ind w:left="480" w:hanging="480"/>
+      </w:pPr>
+    </w:lvl>
+    <w:lvl w:ilvl="1">
+      <w:numFmt w:val="bullet"/>
+      <w:lvlText w:val="–"/>
+      <w:lvlJc w:val="left"/>
+      <w:pPr>
+        <w:tabs>
+          <w:tab w:val="num" w:pos="720"/>
+        </w:tabs>
+        <w:ind w:left="1200" w:hanging="480"/>
+      </w:pPr>
+    </w:lvl>
+    <w:lvl w:ilvl="2">
+      <w:numFmt w:val="bullet"/>
+      <w:lvlText w:val="•"/>
+      <w:lvlJc w:val="left"/>
+      <w:pPr>
+        <w:tabs>
+          <w:tab w:val="num" w:pos="1440"/>
+        </w:tabs>
+        <w:ind w:left="1920" w:hanging="480"/>
+      </w:pPr>
+    </w:lvl>
+    <w:lvl w:ilvl="3">
+      <w:numFmt w:val="bullet"/>
+      <w:lvlText w:val="–"/>
+      <w:lvlJc w:val="left"/>
+      <w:pPr>
+        <w:tabs>
+          <w:tab w:val="num" w:pos="2160"/>
+        </w:tabs>
+        <w:ind w:left="2640" w:hanging="480"/>
+      </w:pPr>
+    </w:lvl>
+    <w:lvl w:ilvl="4">
+      <w:numFmt w:val="bullet"/>
+      <w:lvlText w:val="•"/>
+      <w:lvlJc w:val="left"/>
+      <w:pPr>
+        <w:tabs>
+          <w:tab w:val="num" w:pos="2880"/>
+        </w:tabs>
+        <w:ind w:left="3360" w:hanging="480"/>
+      </w:pPr>
+    </w:lvl>
+    <w:lvl w:ilvl="5">
+      <w:numFmt w:val="bullet"/>
+      <w:lvlText w:val="–"/>
+      <w:lvlJc w:val="left"/>
+      <w:pPr>
+        <w:tabs>
+          <w:tab w:val="num" w:pos="3600"/>
+        </w:tabs>
+        <w:ind w:left="4080" w:hanging="480"/>
+      </w:pPr>
+    </w:lvl>
+    <w:lvl w:ilvl="6">
+      <w:numFmt w:val="bullet"/>
+      <w:lvlText w:val="•"/>
+      <w:lvlJc w:val="left"/>
+      <w:pPr>
+        <w:tabs>
+          <w:tab w:val="num" w:pos="4320"/>
+        </w:tabs>
+        <w:ind w:left="4800" w:hanging="480"/>
+      </w:pPr>
+    </w:lvl>
+    <w:lvl w:ilvl="7">
+      <w:numFmt w:val="bullet"/>
+      <w:lvlText w:val="–"/>
+      <w:lvlJc w:val="left"/>
+      <w:pPr>
+        <w:tabs>
+          <w:tab w:val="num" w:pos="5040"/>
+        </w:tabs>
+        <w:ind w:left="5520" w:hanging="480"/>
+      </w:pPr>
+    </w:lvl>
+    <w:lvl w:ilvl="8">
+      <w:numFmt w:val="bullet"/>
+      <w:lvlText w:val="•"/>
+      <w:lvlJc w:val="left"/>
+      <w:pPr>
+        <w:tabs>
+          <w:tab w:val="num" w:pos="5760"/>
+        </w:tabs>
+        <w:ind w:left="6240" w:hanging="480"/>
+      </w:pPr>
+    </w:lvl>
+  </w:abstractNum>
   <w:num w:numId="1000">
     <w:abstractNumId w:val="990"/>
   </w:num>
@@ -1662,6 +1789,9 @@
     <w:lvlOverride w:ilvl="8">
       <w:startOverride w:val="1"/>
     </w:lvlOverride>
+  </w:num>
+  <w:num w:numId="1002">
+    <w:abstractNumId w:val="991"/>
   </w:num>
 </w:numbering>
 </file>
